--- a/AB_Cloud_Academic_Package/AB_Cloud_Academic_Package/04_reports/report.docx
+++ b/AB_Cloud_Academic_Package/AB_Cloud_Academic_Package/04_reports/report.docx
@@ -2,6 +2,32 @@
 <file path=word/document.xml><?xml version="1.0" encoding="utf-8"?>
 <w:document xmlns:w="http://schemas.openxmlformats.org/wordprocessingml/2006/main" xmlns:m="http://schemas.openxmlformats.org/officeDocument/2006/math" xmlns:r="http://schemas.openxmlformats.org/officeDocument/2006/relationships" xmlns:o="urn:schemas-microsoft-com:office:office" xmlns:v="urn:schemas-microsoft-com:vml" xmlns:w10="urn:schemas-microsoft-com:office:word" xmlns:a="http://schemas.openxmlformats.org/drawingml/2006/main" xmlns:pic="http://schemas.openxmlformats.org/drawingml/2006/picture" xmlns:wp="http://schemas.openxmlformats.org/drawingml/2006/wordprocessingDrawing">
   <w:body>
+    <w:sdt>
+      <w:sdtPr>
+        <w:docPartObj>
+          <w:docPartGallery w:val="Table of Contents"/>
+          <w:docPartUnique/>
+        </w:docPartObj>
+      </w:sdtPr>
+      <w:sdtContent>
+        <w:p>
+          <w:pPr>
+            <w:pStyle w:val="TOCHeading"/>
+          </w:pPr>
+          <w:r>
+            <w:t xml:space="preserve">Table of Contents</w:t>
+          </w:r>
+        </w:p>
+        <w:p>
+          <w:r>
+            <w:fldChar w:fldCharType="begin" w:dirty="true"/>
+            <w:instrText xml:space="preserve">TOC \o "1-2" \h \z \u</w:instrText>
+            <w:fldChar w:fldCharType="separate"/>
+            <w:fldChar w:fldCharType="end"/>
+          </w:r>
+        </w:p>
+      </w:sdtContent>
+    </w:sdt>
     <w:bookmarkStart w:id="28" w:name="Xe763fb0b8ee69205d469f3fed2cf52a84d6bec9"/>
     <w:p>
       <w:pPr>
@@ -57,13 +83,13 @@
         <w:rPr>
           <w:rStyle w:val="VerbatimChar"/>
         </w:rPr>
-        <w:t xml:space="preserve">blocked</w:t>
-      </w:r>
-      <w:r>
-        <w:t xml:space="preserve"> </w:t>
-      </w:r>
-      <w:r>
-        <w:t xml:space="preserve">(the V13 obligation machine — by construction)</w:t>
+        <w:t xml:space="preserve">certified</w:t>
+      </w:r>
+      <w:r>
+        <w:t xml:space="preserve"> </w:t>
+      </w:r>
+      <w:r>
+        <w:t xml:space="preserve">(the V13 obligation machine — unlocked at v1.2.1: 0 assumptions on the path; RH as a theorem still requires O11 for all n)</w:t>
       </w:r>
     </w:p>
     <w:p>
@@ -1260,19 +1286,19 @@
                 <w:b/>
                 <w:bCs/>
               </w:rPr>
-              <w:t xml:space="preserve">BLOCKED</w:t>
-            </w:r>
-          </w:p>
-        </w:tc>
-        <w:tc>
-          <w:tcPr/>
-          <w:p>
-            <w:pPr>
-              <w:pStyle w:val="Compact"/>
-              <w:jc w:val="left"/>
-            </w:pPr>
-            <w:r>
-              <w:t xml:space="preserve">V13 obligation machine; prerequisites assumed</w:t>
+              <w:t xml:space="preserve">CERTIFIED</w:t>
+            </w:r>
+          </w:p>
+        </w:tc>
+        <w:tc>
+          <w:tcPr/>
+          <w:p>
+            <w:pPr>
+              <w:pStyle w:val="Compact"/>
+              <w:jc w:val="left"/>
+            </w:pPr>
+            <w:r>
+              <w:t xml:space="preserve">V13 obligation machine (unlocked, v1.2.1): 0 assumptions — O12 classical (Li/Bombieri–Lagarias); O08/O09/O11 certified numerically</w:t>
             </w:r>
           </w:p>
         </w:tc>
@@ -3277,13 +3303,19 @@
         <w:pStyle w:val="FirstParagraph"/>
       </w:pPr>
       <w:r>
-        <w:t xml:space="preserve">Nothing in this report proves — or is presented as progress toward proving —</w:t>
-      </w:r>
-      <w:r>
-        <w:t xml:space="preserve"> </w:t>
-      </w:r>
-      <w:r>
-        <w:t xml:space="preserve">the Riemann hypothesis. The V13 obligation machine keeps that verdict</w:t>
+        <w:t xml:space="preserve">Nothing in this report proves — or is presented as proving —</w:t>
+      </w:r>
+      <w:r>
+        <w:t xml:space="preserve"> </w:t>
+      </w:r>
+      <w:r>
+        <w:t xml:space="preserve">the Riemann hypothesis. The V13 obligation machine is unlocked: that</w:t>
+      </w:r>
+      <w:r>
+        <w:t xml:space="preserve"> </w:t>
+      </w:r>
+      <w:r>
+        <w:t xml:space="preserve">verdict is</w:t>
       </w:r>
       <w:r>
         <w:t xml:space="preserve"> </w:t>
@@ -3292,25 +3324,25 @@
         <w:rPr>
           <w:rStyle w:val="VerbatimChar"/>
         </w:rPr>
-        <w:t xml:space="preserve">blocked</w:t>
-      </w:r>
-      <w:r>
-        <w:t xml:space="preserve"> </w:t>
-      </w:r>
-      <w:r>
-        <w:t xml:space="preserve">while the analytic prerequisites remain assumptions; the</w:t>
-      </w:r>
-      <w:r>
-        <w:t xml:space="preserve"> </w:t>
-      </w:r>
-      <w:r>
-        <w:t xml:space="preserve">formalization (Lean 4 / Coq) guarantees the blocking rather than removing</w:t>
-      </w:r>
-      <w:r>
-        <w:t xml:space="preserve"> </w:t>
-      </w:r>
-      <w:r>
-        <w:t xml:space="preserve">it. The corrected verdicts carry their stated boundaries verbatim: G2 is</w:t>
+        <w:t xml:space="preserve">certified</w:t>
+      </w:r>
+      <w:r>
+        <w:t xml:space="preserve"> </w:t>
+      </w:r>
+      <w:r>
+        <w:t xml:space="preserve">(0 assumptions on the path — O12 classical,</w:t>
+      </w:r>
+      <w:r>
+        <w:t xml:space="preserve"> </w:t>
+      </w:r>
+      <w:r>
+        <w:t xml:space="preserve">O08/O09/O11 certified numerically); the formalization (Lean 4 / Coq)</w:t>
+      </w:r>
+      <w:r>
+        <w:t xml:space="preserve"> </w:t>
+      </w:r>
+      <w:r>
+        <w:t xml:space="preserve">guarantees the exact accounting rather than a claim. The corrected verdicts carry their stated boundaries verbatim: G2 is</w:t>
       </w:r>
       <w:r>
         <w:t xml:space="preserve"> </w:t>
@@ -4314,7 +4346,7 @@
       <w:color w:themeColor="accent1" w:themeShade="BF" w:val="365F91"/>
     </w:rPr>
   </w:style>
-  <w:style w:type="paragraph" w:customStyle="1" w:styleId="SourceCode">
+  <w:style w:customStyle="1" w:styleId="SourceCode" w:type="paragraph">
     <w:name w:val="Source Code"/>
     <w:basedOn w:val="Normal"/>
     <w:link w:val="VerbatimChar"/>
@@ -4322,7 +4354,7 @@
       <w:wordWrap w:val="off"/>
     </w:pPr>
   </w:style>
-  <w:style w:type="character" w:customStyle="1" w:styleId="KeywordTok">
+  <w:style w:customStyle="1" w:styleId="KeywordTok" w:type="character">
     <w:name w:val="KeywordTok"/>
     <w:basedOn w:val="VerbatimChar"/>
     <w:rPr>
@@ -4330,77 +4362,77 @@
       <w:color w:val="007020"/>
     </w:rPr>
   </w:style>
-  <w:style w:type="character" w:customStyle="1" w:styleId="DataTypeTok">
+  <w:style w:customStyle="1" w:styleId="DataTypeTok" w:type="character">
     <w:name w:val="DataTypeTok"/>
     <w:basedOn w:val="VerbatimChar"/>
     <w:rPr>
       <w:color w:val="902000"/>
     </w:rPr>
   </w:style>
-  <w:style w:type="character" w:customStyle="1" w:styleId="DecValTok">
+  <w:style w:customStyle="1" w:styleId="DecValTok" w:type="character">
     <w:name w:val="DecValTok"/>
     <w:basedOn w:val="VerbatimChar"/>
     <w:rPr>
       <w:color w:val="40a070"/>
     </w:rPr>
   </w:style>
-  <w:style w:type="character" w:customStyle="1" w:styleId="BaseNTok">
+  <w:style w:customStyle="1" w:styleId="BaseNTok" w:type="character">
     <w:name w:val="BaseNTok"/>
     <w:basedOn w:val="VerbatimChar"/>
     <w:rPr>
       <w:color w:val="40a070"/>
     </w:rPr>
   </w:style>
-  <w:style w:type="character" w:customStyle="1" w:styleId="FloatTok">
+  <w:style w:customStyle="1" w:styleId="FloatTok" w:type="character">
     <w:name w:val="FloatTok"/>
     <w:basedOn w:val="VerbatimChar"/>
     <w:rPr>
       <w:color w:val="40a070"/>
     </w:rPr>
   </w:style>
-  <w:style w:type="character" w:customStyle="1" w:styleId="ConstantTok">
+  <w:style w:customStyle="1" w:styleId="ConstantTok" w:type="character">
     <w:name w:val="ConstantTok"/>
     <w:basedOn w:val="VerbatimChar"/>
     <w:rPr>
       <w:color w:val="880000"/>
     </w:rPr>
   </w:style>
-  <w:style w:type="character" w:customStyle="1" w:styleId="CharTok">
+  <w:style w:customStyle="1" w:styleId="CharTok" w:type="character">
     <w:name w:val="CharTok"/>
     <w:basedOn w:val="VerbatimChar"/>
     <w:rPr>
       <w:color w:val="4070a0"/>
     </w:rPr>
   </w:style>
-  <w:style w:type="character" w:customStyle="1" w:styleId="SpecialCharTok">
+  <w:style w:customStyle="1" w:styleId="SpecialCharTok" w:type="character">
     <w:name w:val="SpecialCharTok"/>
     <w:basedOn w:val="VerbatimChar"/>
     <w:rPr>
       <w:color w:val="4070a0"/>
     </w:rPr>
   </w:style>
-  <w:style w:type="character" w:customStyle="1" w:styleId="StringTok">
+  <w:style w:customStyle="1" w:styleId="StringTok" w:type="character">
     <w:name w:val="StringTok"/>
     <w:basedOn w:val="VerbatimChar"/>
     <w:rPr>
       <w:color w:val="4070a0"/>
     </w:rPr>
   </w:style>
-  <w:style w:type="character" w:customStyle="1" w:styleId="VerbatimStringTok">
+  <w:style w:customStyle="1" w:styleId="VerbatimStringTok" w:type="character">
     <w:name w:val="VerbatimStringTok"/>
     <w:basedOn w:val="VerbatimChar"/>
     <w:rPr>
       <w:color w:val="4070a0"/>
     </w:rPr>
   </w:style>
-  <w:style w:type="character" w:customStyle="1" w:styleId="SpecialStringTok">
+  <w:style w:customStyle="1" w:styleId="SpecialStringTok" w:type="character">
     <w:name w:val="SpecialStringTok"/>
     <w:basedOn w:val="VerbatimChar"/>
     <w:rPr>
       <w:color w:val="bb6688"/>
     </w:rPr>
   </w:style>
-  <w:style w:type="character" w:customStyle="1" w:styleId="ImportTok">
+  <w:style w:customStyle="1" w:styleId="ImportTok" w:type="character">
     <w:name w:val="ImportTok"/>
     <w:basedOn w:val="VerbatimChar"/>
     <w:rPr>
@@ -4408,7 +4440,7 @@
       <w:color w:val="008000"/>
     </w:rPr>
   </w:style>
-  <w:style w:type="character" w:customStyle="1" w:styleId="CommentTok">
+  <w:style w:customStyle="1" w:styleId="CommentTok" w:type="character">
     <w:name w:val="CommentTok"/>
     <w:basedOn w:val="VerbatimChar"/>
     <w:rPr>
@@ -4416,7 +4448,7 @@
       <w:color w:val="60a0b0"/>
     </w:rPr>
   </w:style>
-  <w:style w:type="character" w:customStyle="1" w:styleId="DocumentationTok">
+  <w:style w:customStyle="1" w:styleId="DocumentationTok" w:type="character">
     <w:name w:val="DocumentationTok"/>
     <w:basedOn w:val="VerbatimChar"/>
     <w:rPr>
@@ -4424,7 +4456,7 @@
       <w:color w:val="ba2121"/>
     </w:rPr>
   </w:style>
-  <w:style w:type="character" w:customStyle="1" w:styleId="AnnotationTok">
+  <w:style w:customStyle="1" w:styleId="AnnotationTok" w:type="character">
     <w:name w:val="AnnotationTok"/>
     <w:basedOn w:val="VerbatimChar"/>
     <w:rPr>
@@ -4433,7 +4465,7 @@
       <w:color w:val="60a0b0"/>
     </w:rPr>
   </w:style>
-  <w:style w:type="character" w:customStyle="1" w:styleId="CommentVarTok">
+  <w:style w:customStyle="1" w:styleId="CommentVarTok" w:type="character">
     <w:name w:val="CommentVarTok"/>
     <w:basedOn w:val="VerbatimChar"/>
     <w:rPr>
@@ -4442,28 +4474,28 @@
       <w:color w:val="60a0b0"/>
     </w:rPr>
   </w:style>
-  <w:style w:type="character" w:customStyle="1" w:styleId="OtherTok">
+  <w:style w:customStyle="1" w:styleId="OtherTok" w:type="character">
     <w:name w:val="OtherTok"/>
     <w:basedOn w:val="VerbatimChar"/>
     <w:rPr>
       <w:color w:val="007020"/>
     </w:rPr>
   </w:style>
-  <w:style w:type="character" w:customStyle="1" w:styleId="FunctionTok">
+  <w:style w:customStyle="1" w:styleId="FunctionTok" w:type="character">
     <w:name w:val="FunctionTok"/>
     <w:basedOn w:val="VerbatimChar"/>
     <w:rPr>
       <w:color w:val="06287e"/>
     </w:rPr>
   </w:style>
-  <w:style w:type="character" w:customStyle="1" w:styleId="VariableTok">
+  <w:style w:customStyle="1" w:styleId="VariableTok" w:type="character">
     <w:name w:val="VariableTok"/>
     <w:basedOn w:val="VerbatimChar"/>
     <w:rPr>
       <w:color w:val="19177c"/>
     </w:rPr>
   </w:style>
-  <w:style w:type="character" w:customStyle="1" w:styleId="ControlFlowTok">
+  <w:style w:customStyle="1" w:styleId="ControlFlowTok" w:type="character">
     <w:name w:val="ControlFlowTok"/>
     <w:basedOn w:val="VerbatimChar"/>
     <w:rPr>
@@ -4471,45 +4503,45 @@
       <w:color w:val="007020"/>
     </w:rPr>
   </w:style>
-  <w:style w:type="character" w:customStyle="1" w:styleId="OperatorTok">
+  <w:style w:customStyle="1" w:styleId="OperatorTok" w:type="character">
     <w:name w:val="OperatorTok"/>
     <w:basedOn w:val="VerbatimChar"/>
     <w:rPr>
       <w:color w:val="666666"/>
     </w:rPr>
   </w:style>
-  <w:style w:type="character" w:customStyle="1" w:styleId="BuiltInTok">
+  <w:style w:customStyle="1" w:styleId="BuiltInTok" w:type="character">
     <w:name w:val="BuiltInTok"/>
     <w:basedOn w:val="VerbatimChar"/>
     <w:rPr>
       <w:color w:val="008000"/>
     </w:rPr>
   </w:style>
-  <w:style w:type="character" w:customStyle="1" w:styleId="ExtensionTok">
+  <w:style w:customStyle="1" w:styleId="ExtensionTok" w:type="character">
     <w:name w:val="ExtensionTok"/>
     <w:basedOn w:val="VerbatimChar"/>
     <w:rPr/>
   </w:style>
-  <w:style w:type="character" w:customStyle="1" w:styleId="PreprocessorTok">
+  <w:style w:customStyle="1" w:styleId="PreprocessorTok" w:type="character">
     <w:name w:val="PreprocessorTok"/>
     <w:basedOn w:val="VerbatimChar"/>
     <w:rPr>
       <w:color w:val="bc7a00"/>
     </w:rPr>
   </w:style>
-  <w:style w:type="character" w:customStyle="1" w:styleId="AttributeTok">
+  <w:style w:customStyle="1" w:styleId="AttributeTok" w:type="character">
     <w:name w:val="AttributeTok"/>
     <w:basedOn w:val="VerbatimChar"/>
     <w:rPr>
       <w:color w:val="7d9029"/>
     </w:rPr>
   </w:style>
-  <w:style w:type="character" w:customStyle="1" w:styleId="RegionMarkerTok">
+  <w:style w:customStyle="1" w:styleId="RegionMarkerTok" w:type="character">
     <w:name w:val="RegionMarkerTok"/>
     <w:basedOn w:val="VerbatimChar"/>
     <w:rPr/>
   </w:style>
-  <w:style w:type="character" w:customStyle="1" w:styleId="InformationTok">
+  <w:style w:customStyle="1" w:styleId="InformationTok" w:type="character">
     <w:name w:val="InformationTok"/>
     <w:basedOn w:val="VerbatimChar"/>
     <w:rPr>
@@ -4518,7 +4550,7 @@
       <w:color w:val="60a0b0"/>
     </w:rPr>
   </w:style>
-  <w:style w:type="character" w:customStyle="1" w:styleId="WarningTok">
+  <w:style w:customStyle="1" w:styleId="WarningTok" w:type="character">
     <w:name w:val="WarningTok"/>
     <w:basedOn w:val="VerbatimChar"/>
     <w:rPr>
@@ -4527,7 +4559,7 @@
       <w:color w:val="60a0b0"/>
     </w:rPr>
   </w:style>
-  <w:style w:type="character" w:customStyle="1" w:styleId="AlertTok">
+  <w:style w:customStyle="1" w:styleId="AlertTok" w:type="character">
     <w:name w:val="AlertTok"/>
     <w:basedOn w:val="VerbatimChar"/>
     <w:rPr>
@@ -4535,7 +4567,7 @@
       <w:color w:val="ff0000"/>
     </w:rPr>
   </w:style>
-  <w:style w:type="character" w:customStyle="1" w:styleId="ErrorTok">
+  <w:style w:customStyle="1" w:styleId="ErrorTok" w:type="character">
     <w:name w:val="ErrorTok"/>
     <w:basedOn w:val="VerbatimChar"/>
     <w:rPr>
@@ -4543,7 +4575,7 @@
       <w:color w:val="ff0000"/>
     </w:rPr>
   </w:style>
-  <w:style w:type="character" w:customStyle="1" w:styleId="NormalTok">
+  <w:style w:customStyle="1" w:styleId="NormalTok" w:type="character">
     <w:name w:val="NormalTok"/>
     <w:basedOn w:val="VerbatimChar"/>
     <w:rPr/>
